--- a/CS 4800 - Captsone/Meeting Minutes/Team Meeting Minutes - 10 - 12 -2025.docx
+++ b/CS 4800 - Captsone/Meeting Minutes/Team Meeting Minutes - 10 - 12 -2025.docx
@@ -580,12 +580,21 @@
                 <w:szCs w:val="20"/>
               </w:rPr>
             </w:pPr>
-            <w:r>
-              <w:rPr>
-                <w:sz w:val="20"/>
-                <w:szCs w:val="20"/>
-              </w:rPr>
-              <w:t>Review the Project Schedule</w:t>
+            <w:proofErr w:type="gramStart"/>
+            <w:r>
+              <w:rPr>
+                <w:sz w:val="20"/>
+                <w:szCs w:val="20"/>
+              </w:rPr>
+              <w:t>Review</w:t>
+            </w:r>
+            <w:proofErr w:type="gramEnd"/>
+            <w:r>
+              <w:rPr>
+                <w:sz w:val="20"/>
+                <w:szCs w:val="20"/>
+              </w:rPr>
+              <w:t xml:space="preserve"> the Project Schedule</w:t>
             </w:r>
             <w:r>
               <w:rPr>
@@ -791,7 +800,23 @@
                 <w:sz w:val="20"/>
                 <w:szCs w:val="20"/>
               </w:rPr>
-              <w:t>Everyone get the Unreal project installed and working</w:t>
+              <w:t xml:space="preserve">Everyone </w:t>
+            </w:r>
+            <w:proofErr w:type="gramStart"/>
+            <w:r>
+              <w:rPr>
+                <w:sz w:val="20"/>
+                <w:szCs w:val="20"/>
+              </w:rPr>
+              <w:t>get</w:t>
+            </w:r>
+            <w:proofErr w:type="gramEnd"/>
+            <w:r>
+              <w:rPr>
+                <w:sz w:val="20"/>
+                <w:szCs w:val="20"/>
+              </w:rPr>
+              <w:t xml:space="preserve"> the Unreal project installed and working</w:t>
             </w:r>
           </w:p>
           <w:p>
@@ -813,7 +838,23 @@
                 <w:sz w:val="20"/>
                 <w:szCs w:val="20"/>
               </w:rPr>
-              <w:t xml:space="preserve">AGILE not Waterfall; </w:t>
+              <w:t xml:space="preserve">AGILE not </w:t>
+            </w:r>
+            <w:proofErr w:type="gramStart"/>
+            <w:r>
+              <w:rPr>
+                <w:sz w:val="20"/>
+                <w:szCs w:val="20"/>
+              </w:rPr>
+              <w:t>Waterfall;</w:t>
+            </w:r>
+            <w:proofErr w:type="gramEnd"/>
+            <w:r>
+              <w:rPr>
+                <w:sz w:val="20"/>
+                <w:szCs w:val="20"/>
+              </w:rPr>
+              <w:t xml:space="preserve"> </w:t>
             </w:r>
             <w:r>
               <w:rPr>
@@ -1006,6 +1047,7 @@
               </w:rPr>
               <w:t xml:space="preserve"> </w:t>
             </w:r>
+            <w:proofErr w:type="spellStart"/>
             <w:r>
               <w:rPr>
                 <w:sz w:val="20"/>
@@ -1013,6 +1055,7 @@
               </w:rPr>
               <w:t>ModbusLib</w:t>
             </w:r>
+            <w:proofErr w:type="spellEnd"/>
             <w:r>
               <w:rPr>
                 <w:sz w:val="20"/>
@@ -1350,6 +1393,260 @@
               <w:numPr>
                 <w:ilvl w:val="0"/>
                 <w:numId w:val="5"/>
+              </w:numPr>
+              <w:shd w:val="clear" w:color="auto" w:fill="FFFFFF"/>
+              <w:spacing w:line="240" w:lineRule="auto"/>
+              <w:rPr>
+                <w:color w:val="222222"/>
+                <w:sz w:val="20"/>
+                <w:szCs w:val="20"/>
+              </w:rPr>
+            </w:pPr>
+            <w:r>
+              <w:rPr>
+                <w:color w:val="222222"/>
+                <w:sz w:val="20"/>
+                <w:szCs w:val="20"/>
+              </w:rPr>
+              <w:t>Task List backlog added to schedule</w:t>
+            </w:r>
+            <w:r>
+              <w:rPr>
+                <w:color w:val="222222"/>
+                <w:sz w:val="20"/>
+                <w:szCs w:val="20"/>
+              </w:rPr>
+              <w:t xml:space="preserve"> on second page</w:t>
+            </w:r>
+          </w:p>
+          <w:p>
+            <w:pPr>
+              <w:pStyle w:val="ListParagraph"/>
+              <w:numPr>
+                <w:ilvl w:val="0"/>
+                <w:numId w:val="7"/>
+              </w:numPr>
+              <w:shd w:val="clear" w:color="auto" w:fill="FFFFFF"/>
+              <w:spacing w:line="240" w:lineRule="auto"/>
+              <w:rPr>
+                <w:color w:val="222222"/>
+                <w:sz w:val="20"/>
+                <w:szCs w:val="20"/>
+              </w:rPr>
+            </w:pPr>
+            <w:r>
+              <w:rPr>
+                <w:color w:val="222222"/>
+                <w:sz w:val="20"/>
+                <w:szCs w:val="20"/>
+              </w:rPr>
+              <w:t>Emulator</w:t>
+            </w:r>
+          </w:p>
+          <w:p>
+            <w:pPr>
+              <w:pStyle w:val="ListParagraph"/>
+              <w:numPr>
+                <w:ilvl w:val="0"/>
+                <w:numId w:val="7"/>
+              </w:numPr>
+              <w:shd w:val="clear" w:color="auto" w:fill="FFFFFF"/>
+              <w:spacing w:line="240" w:lineRule="auto"/>
+              <w:rPr>
+                <w:color w:val="222222"/>
+                <w:sz w:val="20"/>
+                <w:szCs w:val="20"/>
+              </w:rPr>
+            </w:pPr>
+            <w:r>
+              <w:rPr>
+                <w:color w:val="222222"/>
+                <w:sz w:val="20"/>
+                <w:szCs w:val="20"/>
+              </w:rPr>
+              <w:t>Plugin</w:t>
+            </w:r>
+          </w:p>
+          <w:p>
+            <w:pPr>
+              <w:pStyle w:val="ListParagraph"/>
+              <w:numPr>
+                <w:ilvl w:val="0"/>
+                <w:numId w:val="7"/>
+              </w:numPr>
+              <w:shd w:val="clear" w:color="auto" w:fill="FFFFFF"/>
+              <w:spacing w:line="240" w:lineRule="auto"/>
+              <w:rPr>
+                <w:color w:val="222222"/>
+                <w:sz w:val="20"/>
+                <w:szCs w:val="20"/>
+              </w:rPr>
+            </w:pPr>
+            <w:r>
+              <w:rPr>
+                <w:color w:val="222222"/>
+                <w:sz w:val="20"/>
+                <w:szCs w:val="20"/>
+              </w:rPr>
+              <w:t>Libraries</w:t>
+            </w:r>
+          </w:p>
+          <w:p>
+            <w:pPr>
+              <w:pStyle w:val="ListParagraph"/>
+              <w:numPr>
+                <w:ilvl w:val="0"/>
+                <w:numId w:val="7"/>
+              </w:numPr>
+              <w:shd w:val="clear" w:color="auto" w:fill="FFFFFF"/>
+              <w:spacing w:line="240" w:lineRule="auto"/>
+              <w:rPr>
+                <w:color w:val="222222"/>
+                <w:sz w:val="20"/>
+                <w:szCs w:val="20"/>
+              </w:rPr>
+            </w:pPr>
+            <w:r>
+              <w:rPr>
+                <w:color w:val="222222"/>
+                <w:sz w:val="20"/>
+                <w:szCs w:val="20"/>
+              </w:rPr>
+              <w:lastRenderedPageBreak/>
+              <w:t>Capstone Assignments</w:t>
+            </w:r>
+          </w:p>
+          <w:p>
+            <w:pPr>
+              <w:numPr>
+                <w:ilvl w:val="0"/>
+                <w:numId w:val="5"/>
+              </w:numPr>
+              <w:shd w:val="clear" w:color="auto" w:fill="FFFFFF"/>
+              <w:spacing w:line="240" w:lineRule="auto"/>
+              <w:rPr>
+                <w:color w:val="222222"/>
+                <w:sz w:val="20"/>
+                <w:szCs w:val="20"/>
+              </w:rPr>
+            </w:pPr>
+            <w:r>
+              <w:rPr>
+                <w:color w:val="222222"/>
+                <w:sz w:val="20"/>
+                <w:szCs w:val="20"/>
+              </w:rPr>
+              <w:t>Tasks appointed out and backlog reworked</w:t>
+            </w:r>
+          </w:p>
+          <w:p>
+            <w:pPr>
+              <w:numPr>
+                <w:ilvl w:val="0"/>
+                <w:numId w:val="5"/>
+              </w:numPr>
+              <w:shd w:val="clear" w:color="auto" w:fill="FFFFFF"/>
+              <w:spacing w:line="240" w:lineRule="auto"/>
+              <w:rPr>
+                <w:color w:val="222222"/>
+                <w:sz w:val="20"/>
+                <w:szCs w:val="20"/>
+              </w:rPr>
+            </w:pPr>
+            <w:r>
+              <w:rPr>
+                <w:color w:val="222222"/>
+                <w:sz w:val="20"/>
+                <w:szCs w:val="20"/>
+              </w:rPr>
+              <w:t xml:space="preserve">Project put onto </w:t>
+            </w:r>
+            <w:proofErr w:type="spellStart"/>
+            <w:r>
+              <w:rPr>
+                <w:color w:val="222222"/>
+                <w:sz w:val="20"/>
+                <w:szCs w:val="20"/>
+              </w:rPr>
+              <w:t>github</w:t>
+            </w:r>
+            <w:proofErr w:type="spellEnd"/>
+            <w:r>
+              <w:rPr>
+                <w:color w:val="222222"/>
+                <w:sz w:val="20"/>
+                <w:szCs w:val="20"/>
+              </w:rPr>
+              <w:t xml:space="preserve"> successfully working</w:t>
+            </w:r>
+          </w:p>
+          <w:p>
+            <w:pPr>
+              <w:numPr>
+                <w:ilvl w:val="0"/>
+                <w:numId w:val="5"/>
+              </w:numPr>
+              <w:shd w:val="clear" w:color="auto" w:fill="FFFFFF"/>
+              <w:spacing w:line="240" w:lineRule="auto"/>
+              <w:rPr>
+                <w:color w:val="222222"/>
+                <w:sz w:val="20"/>
+                <w:szCs w:val="20"/>
+              </w:rPr>
+            </w:pPr>
+            <w:r>
+              <w:rPr>
+                <w:color w:val="222222"/>
+                <w:sz w:val="20"/>
+                <w:szCs w:val="20"/>
+              </w:rPr>
+              <w:t>Estimations for next tasks to be finished put onto schedule</w:t>
+            </w:r>
+          </w:p>
+          <w:p>
+            <w:pPr>
+              <w:numPr>
+                <w:ilvl w:val="0"/>
+                <w:numId w:val="5"/>
+              </w:numPr>
+              <w:shd w:val="clear" w:color="auto" w:fill="FFFFFF"/>
+              <w:spacing w:line="240" w:lineRule="auto"/>
+              <w:rPr>
+                <w:color w:val="222222"/>
+                <w:sz w:val="20"/>
+                <w:szCs w:val="20"/>
+              </w:rPr>
+            </w:pPr>
+            <w:r>
+              <w:rPr>
+                <w:color w:val="222222"/>
+                <w:sz w:val="20"/>
+                <w:szCs w:val="20"/>
+              </w:rPr>
+              <w:t>Research and work on library integration</w:t>
+            </w:r>
+          </w:p>
+          <w:p>
+            <w:pPr>
+              <w:numPr>
+                <w:ilvl w:val="0"/>
+                <w:numId w:val="5"/>
+              </w:numPr>
+              <w:shd w:val="clear" w:color="auto" w:fill="FFFFFF"/>
+              <w:spacing w:line="240" w:lineRule="auto"/>
+              <w:rPr>
+                <w:color w:val="222222"/>
+                <w:sz w:val="20"/>
+                <w:szCs w:val="20"/>
+              </w:rPr>
+            </w:pPr>
+          </w:p>
+          <w:p>
+            <w:pPr>
+              <w:pStyle w:val="ListParagraph"/>
+              <w:numPr>
+                <w:ilvl w:val="0"/>
+                <w:numId w:val="7"/>
               </w:numPr>
               <w:shd w:val="clear" w:color="auto" w:fill="FFFFFF"/>
               <w:spacing w:line="240" w:lineRule="auto"/>
@@ -1903,7 +2200,10 @@
             </w:rPr>
           </w:pPr>
           <w:r>
-            <w:t>10</w:t>
+            <w:t>1</w:t>
+          </w:r>
+          <w:r>
+            <w:t>2</w:t>
           </w:r>
           <w:r>
             <w:t>:</w:t>
@@ -1912,22 +2212,22 @@
             <w:t>00</w:t>
           </w:r>
           <w:r>
-            <w:t xml:space="preserve"> AM/</w:t>
+            <w:t xml:space="preserve"> </w:t>
           </w:r>
           <w:r>
             <w:t xml:space="preserve">PM to </w:t>
           </w:r>
           <w:r>
-            <w:t>10</w:t>
+            <w:t>1</w:t>
           </w:r>
           <w:r>
             <w:t>:</w:t>
           </w:r>
           <w:r>
-            <w:t>25</w:t>
+            <w:t>00</w:t>
           </w:r>
           <w:r>
-            <w:t xml:space="preserve"> AM/PM</w:t>
+            <w:t xml:space="preserve"> PM</w:t>
           </w:r>
         </w:p>
       </w:tc>
